--- a/2nd year/ЛЕХА/отчет лб 10.docx
+++ b/2nd year/ЛЕХА/отчет лб 10.docx
@@ -376,23 +376,7 @@
           <w:sz w:val="28"/>
           <w:szCs w:val="28"/>
         </w:rPr>
-        <w:t xml:space="preserve">24кир2 </w:t>
-      </w:r>
-      <w:proofErr w:type="spellStart"/>
-      <w:r>
-        <w:rPr>
-          <w:sz w:val="28"/>
-          <w:szCs w:val="28"/>
-        </w:rPr>
-        <w:t>Суетов</w:t>
-      </w:r>
-      <w:proofErr w:type="spellEnd"/>
-      <w:r>
-        <w:rPr>
-          <w:sz w:val="28"/>
-          <w:szCs w:val="28"/>
-        </w:rPr>
-        <w:t xml:space="preserve"> К.В.</w:t>
+        <w:t>24кир2 Суетов К.В.</w:t>
       </w:r>
     </w:p>
     <w:p>
@@ -418,17 +402,8 @@
           <w:sz w:val="28"/>
           <w:szCs w:val="28"/>
         </w:rPr>
-        <w:t xml:space="preserve">Шилов </w:t>
-      </w:r>
-      <w:proofErr w:type="spellStart"/>
-      <w:r>
-        <w:rPr>
-          <w:sz w:val="28"/>
-          <w:szCs w:val="28"/>
-        </w:rPr>
-        <w:t>А.Юю</w:t>
-      </w:r>
-      <w:proofErr w:type="spellEnd"/>
+        <w:t>Шилов А.Юю</w:t>
+      </w:r>
     </w:p>
     <w:p>
       <w:pPr>
@@ -937,23 +912,7 @@
           <w:szCs w:val="28"/>
           <w:lang w:val="en-US"/>
         </w:rPr>
-        <w:t xml:space="preserve">        set =&gt; volume = </w:t>
-      </w:r>
-      <w:proofErr w:type="spellStart"/>
-      <w:r>
-        <w:rPr>
-          <w:szCs w:val="28"/>
-          <w:lang w:val="en-US"/>
-        </w:rPr>
-        <w:t>Math.Clamp</w:t>
-      </w:r>
-      <w:proofErr w:type="spellEnd"/>
-      <w:r>
-        <w:rPr>
-          <w:szCs w:val="28"/>
-          <w:lang w:val="en-US"/>
-        </w:rPr>
-        <w:t>(value, 0, 100);</w:t>
+        <w:t xml:space="preserve">        set =&gt; volume = Math.Clamp(value, 0, 100);</w:t>
       </w:r>
     </w:p>
     <w:p>
@@ -997,23 +956,7 @@
           <w:szCs w:val="28"/>
           <w:lang w:val="en-US"/>
         </w:rPr>
-        <w:t xml:space="preserve">    public void </w:t>
-      </w:r>
-      <w:proofErr w:type="spellStart"/>
-      <w:r>
-        <w:rPr>
-          <w:szCs w:val="28"/>
-          <w:lang w:val="en-US"/>
-        </w:rPr>
-        <w:t>ShowStatus</w:t>
-      </w:r>
-      <w:proofErr w:type="spellEnd"/>
-      <w:r>
-        <w:rPr>
-          <w:szCs w:val="28"/>
-          <w:lang w:val="en-US"/>
-        </w:rPr>
-        <w:t>()</w:t>
+        <w:t xml:space="preserve">    public void ShowStatus()</w:t>
       </w:r>
     </w:p>
     <w:p>
@@ -1047,64 +990,300 @@
           <w:szCs w:val="28"/>
           <w:lang w:val="en-US"/>
         </w:rPr>
+        <w:t xml:space="preserve">        Console.WriteLine($"</w:t>
+      </w:r>
+      <w:r>
+        <w:rPr>
+          <w:szCs w:val="28"/>
+        </w:rPr>
+        <w:t>Канал</w:t>
+      </w:r>
+      <w:r>
+        <w:rPr>
+          <w:szCs w:val="28"/>
+          <w:lang w:val="en-US"/>
+        </w:rPr>
+        <w:t xml:space="preserve">: {Channel}, </w:t>
+      </w:r>
+      <w:r>
+        <w:rPr>
+          <w:szCs w:val="28"/>
+        </w:rPr>
+        <w:t>Громкость</w:t>
+      </w:r>
+      <w:r>
+        <w:rPr>
+          <w:szCs w:val="28"/>
+          <w:lang w:val="en-US"/>
+        </w:rPr>
+        <w:t>: {Volume}");</w:t>
+      </w:r>
+    </w:p>
+    <w:p>
+      <w:pPr>
+        <w:ind w:firstLine="0"/>
+        <w:jc w:val="left"/>
+        <w:rPr>
+          <w:szCs w:val="28"/>
+          <w:lang w:val="en-US"/>
+        </w:rPr>
+      </w:pPr>
+      <w:r>
+        <w:rPr>
+          <w:szCs w:val="28"/>
+          <w:lang w:val="en-US"/>
+        </w:rPr>
+        <w:t xml:space="preserve">    }</w:t>
+      </w:r>
+    </w:p>
+    <w:p>
+      <w:pPr>
+        <w:ind w:firstLine="0"/>
+        <w:jc w:val="left"/>
+        <w:rPr>
+          <w:szCs w:val="28"/>
+          <w:lang w:val="en-US"/>
+        </w:rPr>
+      </w:pPr>
+      <w:r>
+        <w:rPr>
+          <w:szCs w:val="28"/>
+          <w:lang w:val="en-US"/>
+        </w:rPr>
+        <w:t>}</w:t>
+      </w:r>
+    </w:p>
+    <w:p>
+      <w:pPr>
+        <w:ind w:firstLine="0"/>
+        <w:jc w:val="left"/>
+        <w:rPr>
+          <w:szCs w:val="28"/>
+          <w:lang w:val="en-US"/>
+        </w:rPr>
+      </w:pPr>
+    </w:p>
+    <w:p>
+      <w:pPr>
+        <w:ind w:firstLine="0"/>
+        <w:jc w:val="left"/>
+        <w:rPr>
+          <w:szCs w:val="28"/>
+          <w:lang w:val="en-US"/>
+        </w:rPr>
+      </w:pPr>
+      <w:r>
+        <w:rPr>
+          <w:szCs w:val="28"/>
+          <w:lang w:val="en-US"/>
+        </w:rPr>
+        <w:t>class Program</w:t>
+      </w:r>
+    </w:p>
+    <w:p>
+      <w:pPr>
+        <w:ind w:firstLine="0"/>
+        <w:jc w:val="left"/>
+        <w:rPr>
+          <w:szCs w:val="28"/>
+          <w:lang w:val="en-US"/>
+        </w:rPr>
+      </w:pPr>
+      <w:r>
+        <w:rPr>
+          <w:szCs w:val="28"/>
+          <w:lang w:val="en-US"/>
+        </w:rPr>
+        <w:t>{</w:t>
+      </w:r>
+    </w:p>
+    <w:p>
+      <w:pPr>
+        <w:ind w:firstLine="0"/>
+        <w:jc w:val="left"/>
+        <w:rPr>
+          <w:szCs w:val="28"/>
+          <w:lang w:val="en-US"/>
+        </w:rPr>
+      </w:pPr>
+      <w:r>
+        <w:rPr>
+          <w:szCs w:val="28"/>
+          <w:lang w:val="en-US"/>
+        </w:rPr>
+        <w:t xml:space="preserve">    static void Main()</w:t>
+      </w:r>
+    </w:p>
+    <w:p>
+      <w:pPr>
+        <w:ind w:firstLine="0"/>
+        <w:jc w:val="left"/>
+        <w:rPr>
+          <w:szCs w:val="28"/>
+          <w:lang w:val="en-US"/>
+        </w:rPr>
+      </w:pPr>
+      <w:r>
+        <w:rPr>
+          <w:szCs w:val="28"/>
+          <w:lang w:val="en-US"/>
+        </w:rPr>
+        <w:t xml:space="preserve">    {</w:t>
+      </w:r>
+    </w:p>
+    <w:p>
+      <w:pPr>
+        <w:ind w:firstLine="0"/>
+        <w:jc w:val="left"/>
+        <w:rPr>
+          <w:szCs w:val="28"/>
+          <w:lang w:val="en-US"/>
+        </w:rPr>
+      </w:pPr>
+      <w:r>
+        <w:rPr>
+          <w:szCs w:val="28"/>
+          <w:lang w:val="en-US"/>
+        </w:rPr>
+        <w:t xml:space="preserve">        Television tv = new Television();</w:t>
+      </w:r>
+    </w:p>
+    <w:p>
+      <w:pPr>
+        <w:ind w:firstLine="0"/>
+        <w:jc w:val="left"/>
+        <w:rPr>
+          <w:szCs w:val="28"/>
+          <w:lang w:val="en-US"/>
+        </w:rPr>
+      </w:pPr>
+      <w:r>
+        <w:rPr>
+          <w:szCs w:val="28"/>
+          <w:lang w:val="en-US"/>
+        </w:rPr>
+        <w:t xml:space="preserve">        tv.ShowStatus();</w:t>
+      </w:r>
+    </w:p>
+    <w:p>
+      <w:pPr>
+        <w:ind w:firstLine="0"/>
+        <w:jc w:val="left"/>
+        <w:rPr>
+          <w:szCs w:val="28"/>
+          <w:lang w:val="en-US"/>
+        </w:rPr>
+      </w:pPr>
+    </w:p>
+    <w:p>
+      <w:pPr>
+        <w:ind w:firstLine="0"/>
+        <w:jc w:val="left"/>
+        <w:rPr>
+          <w:szCs w:val="28"/>
+          <w:lang w:val="en-US"/>
+        </w:rPr>
+      </w:pPr>
+      <w:r>
+        <w:rPr>
+          <w:szCs w:val="28"/>
+          <w:lang w:val="en-US"/>
+        </w:rPr>
+        <w:t xml:space="preserve">        tv.Channel = 100;</w:t>
+      </w:r>
+    </w:p>
+    <w:p>
+      <w:pPr>
+        <w:ind w:firstLine="0"/>
+        <w:jc w:val="left"/>
+        <w:rPr>
+          <w:szCs w:val="28"/>
+          <w:lang w:val="en-US"/>
+        </w:rPr>
+      </w:pPr>
+      <w:r>
+        <w:rPr>
+          <w:szCs w:val="28"/>
+          <w:lang w:val="en-US"/>
+        </w:rPr>
+        <w:t xml:space="preserve">        tv.Volume = 120;</w:t>
+      </w:r>
+    </w:p>
+    <w:p>
+      <w:pPr>
+        <w:ind w:firstLine="0"/>
+        <w:jc w:val="left"/>
+        <w:rPr>
+          <w:szCs w:val="28"/>
+          <w:lang w:val="en-US"/>
+        </w:rPr>
+      </w:pPr>
+      <w:r>
+        <w:rPr>
+          <w:szCs w:val="28"/>
+          <w:lang w:val="en-US"/>
+        </w:rPr>
+        <w:t xml:space="preserve">        tv.ShowStatus(); </w:t>
+      </w:r>
+    </w:p>
+    <w:p>
+      <w:pPr>
+        <w:ind w:firstLine="0"/>
+        <w:jc w:val="left"/>
+        <w:rPr>
+          <w:szCs w:val="28"/>
+          <w:lang w:val="en-US"/>
+        </w:rPr>
+      </w:pPr>
+    </w:p>
+    <w:p>
+      <w:pPr>
+        <w:ind w:firstLine="0"/>
+        <w:jc w:val="left"/>
+        <w:rPr>
+          <w:szCs w:val="28"/>
+        </w:rPr>
+      </w:pPr>
+      <w:r>
+        <w:rPr>
+          <w:szCs w:val="28"/>
+          <w:lang w:val="en-US"/>
+        </w:rPr>
         <w:t xml:space="preserve">        </w:t>
       </w:r>
-      <w:proofErr w:type="spellStart"/>
-      <w:r>
-        <w:rPr>
-          <w:szCs w:val="28"/>
-          <w:lang w:val="en-US"/>
-        </w:rPr>
-        <w:t>Console.WriteLine</w:t>
-      </w:r>
-      <w:proofErr w:type="spellEnd"/>
-      <w:r>
-        <w:rPr>
-          <w:szCs w:val="28"/>
-          <w:lang w:val="en-US"/>
-        </w:rPr>
-        <w:t>($"</w:t>
-      </w:r>
-      <w:r>
-        <w:rPr>
-          <w:szCs w:val="28"/>
-        </w:rPr>
-        <w:t>Канал</w:t>
-      </w:r>
-      <w:r>
-        <w:rPr>
-          <w:szCs w:val="28"/>
-          <w:lang w:val="en-US"/>
-        </w:rPr>
-        <w:t xml:space="preserve">: {Channel}, </w:t>
-      </w:r>
-      <w:r>
-        <w:rPr>
-          <w:szCs w:val="28"/>
-        </w:rPr>
-        <w:t>Громкость</w:t>
-      </w:r>
-      <w:r>
-        <w:rPr>
-          <w:szCs w:val="28"/>
-          <w:lang w:val="en-US"/>
-        </w:rPr>
-        <w:t>: {Volume}");</w:t>
-      </w:r>
-    </w:p>
-    <w:p>
-      <w:pPr>
-        <w:ind w:firstLine="0"/>
-        <w:jc w:val="left"/>
-        <w:rPr>
-          <w:szCs w:val="28"/>
-          <w:lang w:val="en-US"/>
-        </w:rPr>
-      </w:pPr>
-      <w:r>
-        <w:rPr>
-          <w:szCs w:val="28"/>
-          <w:lang w:val="en-US"/>
+      <w:r>
+        <w:rPr>
+          <w:szCs w:val="28"/>
+        </w:rPr>
+        <w:t>tv.Channel = 0;</w:t>
+      </w:r>
+    </w:p>
+    <w:p>
+      <w:pPr>
+        <w:ind w:firstLine="0"/>
+        <w:jc w:val="left"/>
+        <w:rPr>
+          <w:szCs w:val="28"/>
+        </w:rPr>
+      </w:pPr>
+      <w:r>
+        <w:rPr>
+          <w:szCs w:val="28"/>
+        </w:rPr>
+        <w:t xml:space="preserve">        tv.ShowStatus();</w:t>
+      </w:r>
+    </w:p>
+    <w:p>
+      <w:pPr>
+        <w:ind w:firstLine="0"/>
+        <w:jc w:val="left"/>
+        <w:rPr>
+          <w:szCs w:val="28"/>
+        </w:rPr>
+      </w:pPr>
+      <w:r>
+        <w:rPr>
+          <w:szCs w:val="28"/>
         </w:rPr>
         <w:t xml:space="preserve">    }</w:t>
       </w:r>
@@ -1115,13 +1294,11 @@
         <w:jc w:val="left"/>
         <w:rPr>
           <w:szCs w:val="28"/>
-          <w:lang w:val="en-US"/>
-        </w:rPr>
-      </w:pPr>
-      <w:r>
-        <w:rPr>
-          <w:szCs w:val="28"/>
-          <w:lang w:val="en-US"/>
+        </w:rPr>
+      </w:pPr>
+      <w:r>
+        <w:rPr>
+          <w:szCs w:val="28"/>
         </w:rPr>
         <w:t>}</w:t>
       </w:r>
@@ -1132,355 +1309,18 @@
         <w:jc w:val="left"/>
         <w:rPr>
           <w:szCs w:val="28"/>
-          <w:lang w:val="en-US"/>
-        </w:rPr>
-      </w:pPr>
-    </w:p>
-    <w:p>
-      <w:pPr>
-        <w:ind w:firstLine="0"/>
-        <w:jc w:val="left"/>
-        <w:rPr>
-          <w:szCs w:val="28"/>
-          <w:lang w:val="en-US"/>
-        </w:rPr>
-      </w:pPr>
-      <w:r>
-        <w:rPr>
-          <w:szCs w:val="28"/>
-          <w:lang w:val="en-US"/>
-        </w:rPr>
-        <w:t>class Program</w:t>
-      </w:r>
-    </w:p>
-    <w:p>
-      <w:pPr>
-        <w:ind w:firstLine="0"/>
-        <w:jc w:val="left"/>
-        <w:rPr>
-          <w:szCs w:val="28"/>
-          <w:lang w:val="en-US"/>
-        </w:rPr>
-      </w:pPr>
-      <w:r>
-        <w:rPr>
-          <w:szCs w:val="28"/>
-          <w:lang w:val="en-US"/>
-        </w:rPr>
-        <w:t>{</w:t>
-      </w:r>
-    </w:p>
-    <w:p>
-      <w:pPr>
-        <w:ind w:firstLine="0"/>
-        <w:jc w:val="left"/>
-        <w:rPr>
-          <w:szCs w:val="28"/>
-          <w:lang w:val="en-US"/>
-        </w:rPr>
-      </w:pPr>
-      <w:r>
-        <w:rPr>
-          <w:szCs w:val="28"/>
-          <w:lang w:val="en-US"/>
-        </w:rPr>
-        <w:t xml:space="preserve">    static void Main()</w:t>
-      </w:r>
-    </w:p>
-    <w:p>
-      <w:pPr>
-        <w:ind w:firstLine="0"/>
-        <w:jc w:val="left"/>
-        <w:rPr>
-          <w:szCs w:val="28"/>
-          <w:lang w:val="en-US"/>
-        </w:rPr>
-      </w:pPr>
-      <w:r>
-        <w:rPr>
-          <w:szCs w:val="28"/>
-          <w:lang w:val="en-US"/>
-        </w:rPr>
-        <w:t xml:space="preserve">    {</w:t>
-      </w:r>
-    </w:p>
-    <w:p>
-      <w:pPr>
-        <w:ind w:firstLine="0"/>
-        <w:jc w:val="left"/>
-        <w:rPr>
-          <w:szCs w:val="28"/>
-          <w:lang w:val="en-US"/>
-        </w:rPr>
-      </w:pPr>
-      <w:r>
-        <w:rPr>
-          <w:szCs w:val="28"/>
-          <w:lang w:val="en-US"/>
-        </w:rPr>
-        <w:t xml:space="preserve">        Television tv = new Television();</w:t>
-      </w:r>
-    </w:p>
-    <w:p>
-      <w:pPr>
-        <w:ind w:firstLine="0"/>
-        <w:jc w:val="left"/>
-        <w:rPr>
-          <w:szCs w:val="28"/>
-          <w:lang w:val="en-US"/>
-        </w:rPr>
-      </w:pPr>
-      <w:r>
-        <w:rPr>
-          <w:szCs w:val="28"/>
-          <w:lang w:val="en-US"/>
-        </w:rPr>
-        <w:t xml:space="preserve">        </w:t>
-      </w:r>
-      <w:proofErr w:type="spellStart"/>
-      <w:r>
-        <w:rPr>
-          <w:szCs w:val="28"/>
-          <w:lang w:val="en-US"/>
-        </w:rPr>
-        <w:t>tv.ShowStatus</w:t>
-      </w:r>
-      <w:proofErr w:type="spellEnd"/>
-      <w:r>
-        <w:rPr>
-          <w:szCs w:val="28"/>
-          <w:lang w:val="en-US"/>
-        </w:rPr>
-        <w:t>();</w:t>
-      </w:r>
-    </w:p>
-    <w:p>
-      <w:pPr>
-        <w:ind w:firstLine="0"/>
-        <w:jc w:val="left"/>
-        <w:rPr>
-          <w:szCs w:val="28"/>
-          <w:lang w:val="en-US"/>
-        </w:rPr>
-      </w:pPr>
-    </w:p>
-    <w:p>
-      <w:pPr>
-        <w:ind w:firstLine="0"/>
-        <w:jc w:val="left"/>
-        <w:rPr>
-          <w:szCs w:val="28"/>
-          <w:lang w:val="en-US"/>
-        </w:rPr>
-      </w:pPr>
-      <w:r>
-        <w:rPr>
-          <w:szCs w:val="28"/>
-          <w:lang w:val="en-US"/>
-        </w:rPr>
-        <w:t xml:space="preserve">        </w:t>
-      </w:r>
-      <w:proofErr w:type="spellStart"/>
-      <w:r>
-        <w:rPr>
-          <w:szCs w:val="28"/>
-          <w:lang w:val="en-US"/>
-        </w:rPr>
-        <w:t>tv.Channel</w:t>
-      </w:r>
-      <w:proofErr w:type="spellEnd"/>
-      <w:r>
-        <w:rPr>
-          <w:szCs w:val="28"/>
-          <w:lang w:val="en-US"/>
-        </w:rPr>
-        <w:t xml:space="preserve"> = 100;</w:t>
-      </w:r>
-    </w:p>
-    <w:p>
-      <w:pPr>
-        <w:ind w:firstLine="0"/>
-        <w:jc w:val="left"/>
-        <w:rPr>
-          <w:szCs w:val="28"/>
-          <w:lang w:val="en-US"/>
-        </w:rPr>
-      </w:pPr>
-      <w:r>
-        <w:rPr>
-          <w:szCs w:val="28"/>
-          <w:lang w:val="en-US"/>
-        </w:rPr>
-        <w:t xml:space="preserve">        </w:t>
-      </w:r>
-      <w:proofErr w:type="spellStart"/>
-      <w:r>
-        <w:rPr>
-          <w:szCs w:val="28"/>
-          <w:lang w:val="en-US"/>
-        </w:rPr>
-        <w:t>tv.Volume</w:t>
-      </w:r>
-      <w:proofErr w:type="spellEnd"/>
-      <w:r>
-        <w:rPr>
-          <w:szCs w:val="28"/>
-          <w:lang w:val="en-US"/>
-        </w:rPr>
-        <w:t xml:space="preserve"> = 120;</w:t>
-      </w:r>
-    </w:p>
-    <w:p>
-      <w:pPr>
-        <w:ind w:firstLine="0"/>
-        <w:jc w:val="left"/>
-        <w:rPr>
-          <w:szCs w:val="28"/>
-          <w:lang w:val="en-US"/>
-        </w:rPr>
-      </w:pPr>
-      <w:r>
-        <w:rPr>
-          <w:szCs w:val="28"/>
-          <w:lang w:val="en-US"/>
-        </w:rPr>
-        <w:t xml:space="preserve">        </w:t>
-      </w:r>
-      <w:proofErr w:type="spellStart"/>
-      <w:r>
-        <w:rPr>
-          <w:szCs w:val="28"/>
-          <w:lang w:val="en-US"/>
-        </w:rPr>
-        <w:t>tv.ShowStatus</w:t>
-      </w:r>
-      <w:proofErr w:type="spellEnd"/>
-      <w:r>
-        <w:rPr>
-          <w:szCs w:val="28"/>
-          <w:lang w:val="en-US"/>
-        </w:rPr>
-        <w:t xml:space="preserve">(); </w:t>
-      </w:r>
-    </w:p>
-    <w:p>
-      <w:pPr>
-        <w:ind w:firstLine="0"/>
-        <w:jc w:val="left"/>
-        <w:rPr>
-          <w:szCs w:val="28"/>
-          <w:lang w:val="en-US"/>
-        </w:rPr>
-      </w:pPr>
-    </w:p>
-    <w:p>
-      <w:pPr>
-        <w:ind w:firstLine="0"/>
-        <w:jc w:val="left"/>
-        <w:rPr>
-          <w:szCs w:val="28"/>
-        </w:rPr>
-      </w:pPr>
-      <w:r>
-        <w:rPr>
-          <w:szCs w:val="28"/>
-          <w:lang w:val="en-US"/>
-        </w:rPr>
-        <w:t xml:space="preserve">        </w:t>
-      </w:r>
-      <w:proofErr w:type="spellStart"/>
-      <w:r>
-        <w:rPr>
-          <w:szCs w:val="28"/>
-        </w:rPr>
-        <w:t>tv.Channel</w:t>
-      </w:r>
-      <w:proofErr w:type="spellEnd"/>
-      <w:r>
-        <w:rPr>
-          <w:szCs w:val="28"/>
-        </w:rPr>
-        <w:t xml:space="preserve"> = 0;</w:t>
-      </w:r>
-    </w:p>
-    <w:p>
-      <w:pPr>
-        <w:ind w:firstLine="0"/>
-        <w:jc w:val="left"/>
-        <w:rPr>
-          <w:szCs w:val="28"/>
-        </w:rPr>
-      </w:pPr>
-      <w:r>
-        <w:rPr>
-          <w:szCs w:val="28"/>
-        </w:rPr>
-        <w:t xml:space="preserve">        </w:t>
-      </w:r>
-      <w:proofErr w:type="spellStart"/>
-      <w:r>
-        <w:rPr>
-          <w:szCs w:val="28"/>
-        </w:rPr>
-        <w:t>tv.ShowStatus</w:t>
-      </w:r>
-      <w:proofErr w:type="spellEnd"/>
-      <w:r>
-        <w:rPr>
-          <w:szCs w:val="28"/>
-        </w:rPr>
-        <w:t>();</w:t>
-      </w:r>
-    </w:p>
-    <w:p>
-      <w:pPr>
-        <w:ind w:firstLine="0"/>
-        <w:jc w:val="left"/>
-        <w:rPr>
-          <w:szCs w:val="28"/>
-        </w:rPr>
-      </w:pPr>
-      <w:r>
-        <w:rPr>
-          <w:szCs w:val="28"/>
-        </w:rPr>
-        <w:t xml:space="preserve">    }</w:t>
-      </w:r>
-    </w:p>
-    <w:p>
-      <w:pPr>
-        <w:ind w:firstLine="0"/>
-        <w:jc w:val="left"/>
-        <w:rPr>
-          <w:szCs w:val="28"/>
-        </w:rPr>
-      </w:pPr>
-      <w:r>
-        <w:rPr>
-          <w:szCs w:val="28"/>
-        </w:rPr>
-        <w:t>}</w:t>
-      </w:r>
-    </w:p>
-    <w:p>
-      <w:pPr>
-        <w:ind w:firstLine="0"/>
-        <w:jc w:val="left"/>
-        <w:rPr>
-          <w:szCs w:val="28"/>
-        </w:rPr>
-      </w:pPr>
-      <w:r>
-        <w:rPr>
-          <w:noProof/>
+        </w:rPr>
+      </w:pPr>
+      <w:r>
+        <w:rPr>
           <w:szCs w:val="28"/>
         </w:rPr>
         <w:lastRenderedPageBreak/>
         <w:drawing>
-          <wp:inline distT="0" distB="0" distL="0" distR="0" wp14:anchorId="0F0CC95C" wp14:editId="78959321">
-            <wp:extent cx="2648320" cy="914528"/>
-            <wp:effectExtent l="0" t="0" r="0" b="0"/>
-            <wp:docPr id="807887876" name="Рисунок 1"/>
+          <wp:inline distT="0" distB="0" distL="0" distR="0" wp14:anchorId="4515E30C" wp14:editId="3CA42C5C">
+            <wp:extent cx="5940425" cy="3341370"/>
+            <wp:effectExtent l="0" t="0" r="3175" b="0"/>
+            <wp:docPr id="1918672323" name="Рисунок 1"/>
             <wp:cNvGraphicFramePr>
               <a:graphicFrameLocks xmlns:a="http://schemas.openxmlformats.org/drawingml/2006/main" noChangeAspect="1"/>
             </wp:cNvGraphicFramePr>
@@ -1488,7 +1328,7 @@
               <a:graphicData uri="http://schemas.openxmlformats.org/drawingml/2006/picture">
                 <pic:pic xmlns:pic="http://schemas.openxmlformats.org/drawingml/2006/picture">
                   <pic:nvPicPr>
-                    <pic:cNvPr id="807887876" name=""/>
+                    <pic:cNvPr id="1918672323" name=""/>
                     <pic:cNvPicPr/>
                   </pic:nvPicPr>
                   <pic:blipFill>
@@ -1500,7 +1340,7 @@
                   <pic:spPr>
                     <a:xfrm>
                       <a:off x="0" y="0"/>
-                      <a:ext cx="2648320" cy="914528"/>
+                      <a:ext cx="5940425" cy="3341370"/>
                     </a:xfrm>
                     <a:prstGeom prst="rect">
                       <a:avLst/>
@@ -1561,77 +1401,7 @@
           <w:szCs w:val="28"/>
         </w:rPr>
         <w:br/>
-        <w:t>Автоматическое свойство (</w:t>
-      </w:r>
-      <w:proofErr w:type="spellStart"/>
-      <w:r>
-        <w:rPr>
-          <w:szCs w:val="28"/>
-        </w:rPr>
-        <w:t>public</w:t>
-      </w:r>
-      <w:proofErr w:type="spellEnd"/>
-      <w:r>
-        <w:rPr>
-          <w:szCs w:val="28"/>
-        </w:rPr>
-        <w:t xml:space="preserve"> </w:t>
-      </w:r>
-      <w:proofErr w:type="spellStart"/>
-      <w:r>
-        <w:rPr>
-          <w:szCs w:val="28"/>
-        </w:rPr>
-        <w:t>int</w:t>
-      </w:r>
-      <w:proofErr w:type="spellEnd"/>
-      <w:r>
-        <w:rPr>
-          <w:szCs w:val="28"/>
-        </w:rPr>
-        <w:t xml:space="preserve"> </w:t>
-      </w:r>
-      <w:proofErr w:type="spellStart"/>
-      <w:r>
-        <w:rPr>
-          <w:szCs w:val="28"/>
-        </w:rPr>
-        <w:t>Age</w:t>
-      </w:r>
-      <w:proofErr w:type="spellEnd"/>
-      <w:r>
-        <w:rPr>
-          <w:szCs w:val="28"/>
-        </w:rPr>
-        <w:t xml:space="preserve"> { </w:t>
-      </w:r>
-      <w:proofErr w:type="spellStart"/>
-      <w:r>
-        <w:rPr>
-          <w:szCs w:val="28"/>
-        </w:rPr>
-        <w:t>get</w:t>
-      </w:r>
-      <w:proofErr w:type="spellEnd"/>
-      <w:r>
-        <w:rPr>
-          <w:szCs w:val="28"/>
-        </w:rPr>
-        <w:t xml:space="preserve">; </w:t>
-      </w:r>
-      <w:proofErr w:type="spellStart"/>
-      <w:r>
-        <w:rPr>
-          <w:szCs w:val="28"/>
-        </w:rPr>
-        <w:t>set</w:t>
-      </w:r>
-      <w:proofErr w:type="spellEnd"/>
-      <w:r>
-        <w:rPr>
-          <w:szCs w:val="28"/>
-        </w:rPr>
-        <w:t>; }) не требует явного объявления поля – компилятор создаёт скрытое поле. Обычное свойство позволяет добавить логику в геттер/сеттер (валидацию, вычисления) и использует явное поле.</w:t>
+        <w:t>Автоматическое свойство (public int Age { get; set; }) не требует явного объявления поля – компилятор создаёт скрытое поле. Обычное свойство позволяет добавить логику в геттер/сеттер (валидацию, вычисления) и использует явное поле.</w:t>
       </w:r>
       <w:r>
         <w:rPr>
@@ -1644,41 +1414,14 @@
           <w:szCs w:val="28"/>
         </w:rPr>
         <w:br/>
-        <w:t xml:space="preserve">3. Какую роль выполняет ключевое слово </w:t>
-      </w:r>
-      <w:proofErr w:type="spellStart"/>
-      <w:r>
-        <w:rPr>
-          <w:szCs w:val="28"/>
-        </w:rPr>
-        <w:t>this</w:t>
-      </w:r>
-      <w:proofErr w:type="spellEnd"/>
-      <w:r>
-        <w:rPr>
-          <w:szCs w:val="28"/>
-        </w:rPr>
-        <w:t>?</w:t>
+        <w:t>3. Какую роль выполняет ключевое слово this?</w:t>
       </w:r>
       <w:r>
         <w:rPr>
           <w:szCs w:val="28"/>
         </w:rPr>
         <w:br/>
-      </w:r>
-      <w:proofErr w:type="spellStart"/>
-      <w:r>
-        <w:rPr>
-          <w:szCs w:val="28"/>
-        </w:rPr>
-        <w:t>this</w:t>
-      </w:r>
-      <w:proofErr w:type="spellEnd"/>
-      <w:r>
-        <w:rPr>
-          <w:szCs w:val="28"/>
-        </w:rPr>
-        <w:t xml:space="preserve"> ссылается на текущий экземпляр класса. Используется для доступа к членам экземпляра внутри класса, для разрешения конфликтов имён (поля и параметры), для вызова других конструкторов этого же класса.</w:t>
+        <w:t>this ссылается на текущий экземпляр класса. Используется для доступа к членам экземпляра внутри класса, для разрешения конфликтов имён (поля и параметры), для вызова других конструкторов этого же класса.</w:t>
       </w:r>
     </w:p>
     <w:sectPr>
@@ -3707,6 +3450,7 @@
   <w:style w:type="character" w:default="1" w:styleId="a0">
     <w:name w:val="Default Paragraph Font"/>
     <w:uiPriority w:val="1"/>
+    <w:semiHidden/>
     <w:unhideWhenUsed/>
   </w:style>
   <w:style w:type="table" w:default="1" w:styleId="a1">
